--- a/tillsyn/Maskaure Uddnäs avvanm, 4,6 ha tillsynsbegäran.docx
+++ b/tillsyn/Maskaure Uddnäs avvanm, 4,6 ha tillsynsbegäran.docx
@@ -1700,7 +1700,7 @@
     <w:r>
       <w:tab/>
       <w:tab/>
-      <w:t>2026-07-22</w:t>
+      <w:t>2026-07-23</w:t>
       <w:br/>
       <w:br/>
     </w:r>

--- a/tillsyn/Maskaure Uddnäs avvanm, 4,6 ha tillsynsbegäran.docx
+++ b/tillsyn/Maskaure Uddnäs avvanm, 4,6 ha tillsynsbegäran.docx
@@ -22,7 +22,7 @@
       <w:r>
         <w:drawing>
           <wp:inline xmlns:a="http://schemas.openxmlformats.org/drawingml/2006/main" xmlns:pic="http://schemas.openxmlformats.org/drawingml/2006/picture">
-            <wp:extent cx="5192282" cy="5724000"/>
+            <wp:extent cx="5289565" cy="5724000"/>
             <wp:docPr id="1" name="Picture 1"/>
             <wp:cNvGraphicFramePr>
               <a:graphicFrameLocks noChangeAspect="1"/>
@@ -43,7 +43,7 @@
                   <pic:spPr>
                     <a:xfrm>
                       <a:off x="0" y="0"/>
-                      <a:ext cx="5192282" cy="5724000"/>
+                      <a:ext cx="5289565" cy="5724000"/>
                     </a:xfrm>
                     <a:prstGeom prst="rect"/>
                   </pic:spPr>
@@ -65,7 +65,7 @@
     </w:p>
     <w:p>
       <w:r>
-        <w:t>I och inom 21 meter från området finns fynd av 29 naturvårdsarter, varav 23 är rödlistade, 4 är fridlysta, 18 är typiska (T) och 5 är signalarter (S): garnlav (VU, T), gränsticka (VU, T), lappticka (VU, T), tajgaskinn (VU), ulltickeporing (VU), blanksvart spiklav (NT), blågrå svartspik (NT), dvärgbägarlav (NT, T), gammelgransskål (NT, T), grå blåbärsfältmätare (NT), harticka (NT, T), knottrig blåslav (NT, T), kötticka (NT), liten svartspik (NT), rosenticka (NT, T), talltagel (NT, T), talltita (NT, §4), tretåig hackspett (NT, T, §4), ullticka (NT, T), vedflamlav (NT), vedskivlav (NT, T), vitgrynig nållav (NT), vitplätt (NT), luddlav (S, T), nästlav (S, T), plattlummer (S, T, §9), skör kvastmossa (S, T), vedticka (S, T) och tjäder (T, §4). Se Figur 1.</w:t>
+        <w:t>I och inom 21 meter från området finns fynd av 26 naturvårdsarter, varav 22 är rödlistade, 3 är fridlysta, 16 är typiska (T) och 3 är signalarter (S): garnlav (VU, T), gränsticka (VU, T), lappticka (VU, T), tajgaskinn (VU), ulltickeporing (VU), blanksvart spiklav (NT), blågrå svartspik (NT), dvärgbägarlav (NT, T), gammelgransskål (NT, T), harticka (NT, T), knottrig blåslav (NT, T), kötticka (NT), liten svartspik (NT), rosenticka (NT, T), talltagel (NT, T), talltita (NT, §4), tretåig hackspett (NT, T, §4), ullticka (NT, T), vedflamlav (NT), vedskivlav (NT, T), vitgrynig nållav (NT), vitplätt (NT), luddlav (S, T), nästlav (S, T), vedticka (S, T) och tjäder (T, §4). Se Figur 1.</w:t>
       </w:r>
     </w:p>
     <w:p>
@@ -275,17 +275,6 @@
         <w:rPr>
           <w:b/>
         </w:rPr>
-        <w:t>Grå blåbärsfältmätare (NT)</w:t>
-      </w:r>
-      <w:r>
-        <w:t xml:space="preserve"> har tidigare ansetts som en mycket vanlig art men har utifrån fältobservationer gått starkt tillbaka och är nu försvunnen från stora delar av södra och mellersta Sverige. Sannolikt minskar arten även i norr. Detta indikerar att arten är starkare knuten till kontinuitetsskog med stort innehåll av blåbär än man tidigare trott och den förefaller vara mycket känslig för kalhyggesbruk. Fjärilens huvudsakliga habitat är luckiga granskogar med ett välutvecklat blåbärskikt på vilket larven lever. Denna livsmiljö är hotad av kalhyggesbruket där blåbärsriset skuggas ut när den uppväxande skogen sluter sig. Minskningstakten för den svenska populationen bedöms vara nära gränsvärdet för Sårbar (VU) (SLU Artdatabanken, 2024).</w:t>
-      </w:r>
-    </w:p>
-    <w:p>
-      <w:r>
-        <w:rPr>
-          <w:b/>
-        </w:rPr>
         <w:t>Harticka (NT)</w:t>
       </w:r>
       <w:r>
@@ -635,55 +624,6 @@
       </w:r>
       <w:r>
         <w:t>(Nitare &amp; Skogsstyrelsen, 2019; SLU Artdatabanken, 2025).</w:t>
-      </w:r>
-    </w:p>
-    <w:p>
-      <w:r>
-        <w:rPr>
-          <w:b/>
-        </w:rPr>
-        <w:t>Plattlummer (§9)</w:t>
-      </w:r>
-      <w:r>
-        <w:t xml:space="preserve"> växer främst i ljusöppna sandtallskogar eller annan gles, torr och brandpräglad hedbarrskog. Den är mest frekvent i olika typer av naturskogar och kontinuitetsskogar och missgynnas markant av slutavverkning och maskinell markberedning. Söder ut i landet förekommer de närstående arterna cypresslummer (EN, §8) och mellanlummer (NT, §9), vilka båda omfattas av EU:s art- och habitatdirektiv. Plattlummer är typisk art för </w:t>
-      </w:r>
-      <w:r>
-        <w:rPr>
-          <w:i/>
-        </w:rPr>
-        <w:t xml:space="preserve">9010 Taiga </w:t>
-      </w:r>
-      <w:r>
-        <w:t>och</w:t>
-      </w:r>
-      <w:r>
-        <w:rPr>
-          <w:i/>
-        </w:rPr>
-        <w:t xml:space="preserve"> 2320 Rissandhedar </w:t>
-      </w:r>
-      <w:r>
-        <w:t>(Nitare &amp; Skogsstyrelsen, 2019; SLU Artdatabanken, 2026).</w:t>
-      </w:r>
-    </w:p>
-    <w:p>
-      <w:r>
-        <w:rPr>
-          <w:b/>
-        </w:rPr>
-        <w:t xml:space="preserve">Skör kvastmossa </w:t>
-      </w:r>
-      <w:r>
-        <w:t xml:space="preserve">växer på murket trä och någon gång på humusrik jord eller torv. Den påträffas främst i miljöer med hög luftfuktighet, såsom sumpskogar och strandskogar. Den signalerar skog med höga naturvärden och indikerar rik förekomst av ved i olika nedbrytningsstadier på lokaler med hög och jämn luftfuktighet. Skör kvastmossa är typisk art för </w:t>
-      </w:r>
-      <w:r>
-        <w:rPr>
-          <w:i/>
-        </w:rPr>
-        <w:t>9010 Taiga</w:t>
-      </w:r>
-      <w:r>
-        <w:t xml:space="preserve"> (SLU Artdatabanken, 2024; Nitare &amp; Skogsstyrelsen, 2019).</w:t>
       </w:r>
     </w:p>
     <w:p>
@@ -772,7 +712,7 @@
     </w:p>
     <w:p>
       <w:r>
-        <w:t>Följande typiska arter har sina livsmiljöer och växtplatser i den aktuella skogen: garnlav (VU, T), gränsticka (VU, T), lappticka (VU, T), dvärgbägarlav (NT, T), gammelgransskål (NT, T), harticka (NT, T), knottrig blåslav (NT, T), rosenticka (NT, T), talltagel (NT, T), tretåig hackspett (NT, T, §4), ullticka (NT, T), vedskivlav (NT, T), luddlav (S, T), nästlav (S, T), plattlummer (S, T, §9), skör kvastmossa (S, T), vedticka (S, T) och tjäder (T, §4).</w:t>
+        <w:t>Följande typiska arter har sina livsmiljöer och växtplatser i den aktuella skogen: garnlav (VU, T), gränsticka (VU, T), lappticka (VU, T), dvärgbägarlav (NT, T), gammelgransskål (NT, T), harticka (NT, T), knottrig blåslav (NT, T), rosenticka (NT, T), talltagel (NT, T), tretåig hackspett (NT, T, §4), ullticka (NT, T), vedskivlav (NT, T), luddlav (S, T), nästlav (S, T), vedticka (S, T) och tjäder (T, §4).</w:t>
       </w:r>
     </w:p>
     <w:p>

--- a/tillsyn/Maskaure Uddnäs avvanm, 4,6 ha tillsynsbegäran.docx
+++ b/tillsyn/Maskaure Uddnäs avvanm, 4,6 ha tillsynsbegäran.docx
@@ -1640,7 +1640,7 @@
     <w:r>
       <w:tab/>
       <w:tab/>
-      <w:t>2026-07-23</w:t>
+      <w:t>2026-07-24</w:t>
       <w:br/>
       <w:br/>
     </w:r>

--- a/tillsyn/Maskaure Uddnäs avvanm, 4,6 ha tillsynsbegäran.docx
+++ b/tillsyn/Maskaure Uddnäs avvanm, 4,6 ha tillsynsbegäran.docx
@@ -22,7 +22,7 @@
       <w:r>
         <w:drawing>
           <wp:inline xmlns:a="http://schemas.openxmlformats.org/drawingml/2006/main" xmlns:pic="http://schemas.openxmlformats.org/drawingml/2006/picture">
-            <wp:extent cx="5289565" cy="5724000"/>
+            <wp:extent cx="5192282" cy="5724000"/>
             <wp:docPr id="1" name="Picture 1"/>
             <wp:cNvGraphicFramePr>
               <a:graphicFrameLocks noChangeAspect="1"/>
@@ -43,7 +43,7 @@
                   <pic:spPr>
                     <a:xfrm>
                       <a:off x="0" y="0"/>
-                      <a:ext cx="5289565" cy="5724000"/>
+                      <a:ext cx="5192282" cy="5724000"/>
                     </a:xfrm>
                     <a:prstGeom prst="rect"/>
                   </pic:spPr>
@@ -65,7 +65,7 @@
     </w:p>
     <w:p>
       <w:r>
-        <w:t>I och inom 21 meter från området finns fynd av 26 naturvårdsarter, varav 22 är rödlistade, 3 är fridlysta, 16 är typiska (T) och 3 är signalarter (S): garnlav (VU, T), gränsticka (VU, T), lappticka (VU, T), tajgaskinn (VU), ulltickeporing (VU), blanksvart spiklav (NT), blågrå svartspik (NT), dvärgbägarlav (NT, T), gammelgransskål (NT, T), harticka (NT, T), knottrig blåslav (NT, T), kötticka (NT), liten svartspik (NT), rosenticka (NT, T), talltagel (NT, T), talltita (NT, §4), tretåig hackspett (NT, T, §4), ullticka (NT, T), vedflamlav (NT), vedskivlav (NT, T), vitgrynig nållav (NT), vitplätt (NT), luddlav (S, T), nästlav (S, T), vedticka (S, T) och tjäder (T, §4). Se Figur 1.</w:t>
+        <w:t>I och inom 21 meter från området finns fynd av 29 naturvårdsarter, varav 23 är rödlistade, 4 är fridlysta, 18 är typiska (T) och 5 är signalarter (S): garnlav (VU, T), gränsticka (VU, T), lappticka (VU, T), tajgaskinn (VU), ulltickeporing (VU), blanksvart spiklav (NT), blågrå svartspik (NT), dvärgbägarlav (NT, T), gammelgransskål (NT, T), grå blåbärsfältmätare (NT), harticka (NT, T), knottrig blåslav (NT, T), kötticka (NT), liten svartspik (NT), rosenticka (NT, T), talltagel (NT, T), talltita (NT, §4), tretåig hackspett (NT, T, §4), ullticka (NT, T), vedflamlav (NT), vedskivlav (NT, T), vitgrynig nållav (NT), vitplätt (NT), luddlav (S, T), nästlav (S, T), plattlummer (S, T, §9), skör kvastmossa (S, T), vedticka (S, T) och tjäder (T, §4). Se Figur 1.</w:t>
       </w:r>
     </w:p>
     <w:p>
@@ -275,6 +275,17 @@
         <w:rPr>
           <w:b/>
         </w:rPr>
+        <w:t>Grå blåbärsfältmätare (NT)</w:t>
+      </w:r>
+      <w:r>
+        <w:t xml:space="preserve"> har tidigare ansetts som en mycket vanlig art men har utifrån fältobservationer gått starkt tillbaka och är nu försvunnen från stora delar av södra och mellersta Sverige. Sannolikt minskar arten även i norr. Detta indikerar att arten är starkare knuten till kontinuitetsskog med stort innehåll av blåbär än man tidigare trott och den förefaller vara mycket känslig för kalhyggesbruk. Fjärilens huvudsakliga habitat är luckiga granskogar med ett välutvecklat blåbärskikt på vilket larven lever. Denna livsmiljö är hotad av kalhyggesbruket där blåbärsriset skuggas ut när den uppväxande skogen sluter sig. Minskningstakten för den svenska populationen bedöms vara nära gränsvärdet för Sårbar (VU) (SLU Artdatabanken, 2024).</w:t>
+      </w:r>
+    </w:p>
+    <w:p>
+      <w:r>
+        <w:rPr>
+          <w:b/>
+        </w:rPr>
         <w:t>Harticka (NT)</w:t>
       </w:r>
       <w:r>
@@ -624,6 +635,55 @@
       </w:r>
       <w:r>
         <w:t>(Nitare &amp; Skogsstyrelsen, 2019; SLU Artdatabanken, 2025).</w:t>
+      </w:r>
+    </w:p>
+    <w:p>
+      <w:r>
+        <w:rPr>
+          <w:b/>
+        </w:rPr>
+        <w:t>Plattlummer (§9)</w:t>
+      </w:r>
+      <w:r>
+        <w:t xml:space="preserve"> växer främst i ljusöppna sandtallskogar eller annan gles, torr och brandpräglad hedbarrskog. Den är mest frekvent i olika typer av naturskogar och kontinuitetsskogar och missgynnas markant av slutavverkning och maskinell markberedning. Söder ut i landet förekommer de närstående arterna cypresslummer (EN, §8) och mellanlummer (NT, §9), vilka båda omfattas av EU:s art- och habitatdirektiv. Plattlummer är typisk art för </w:t>
+      </w:r>
+      <w:r>
+        <w:rPr>
+          <w:i/>
+        </w:rPr>
+        <w:t xml:space="preserve">9010 Taiga </w:t>
+      </w:r>
+      <w:r>
+        <w:t>och</w:t>
+      </w:r>
+      <w:r>
+        <w:rPr>
+          <w:i/>
+        </w:rPr>
+        <w:t xml:space="preserve"> 2320 Rissandhedar </w:t>
+      </w:r>
+      <w:r>
+        <w:t>(Nitare &amp; Skogsstyrelsen, 2019; SLU Artdatabanken, 2026).</w:t>
+      </w:r>
+    </w:p>
+    <w:p>
+      <w:r>
+        <w:rPr>
+          <w:b/>
+        </w:rPr>
+        <w:t xml:space="preserve">Skör kvastmossa </w:t>
+      </w:r>
+      <w:r>
+        <w:t xml:space="preserve">växer på murket trä och någon gång på humusrik jord eller torv. Den påträffas främst i miljöer med hög luftfuktighet, såsom sumpskogar och strandskogar. Den signalerar skog med höga naturvärden och indikerar rik förekomst av ved i olika nedbrytningsstadier på lokaler med hög och jämn luftfuktighet. Skör kvastmossa är typisk art för </w:t>
+      </w:r>
+      <w:r>
+        <w:rPr>
+          <w:i/>
+        </w:rPr>
+        <w:t>9010 Taiga</w:t>
+      </w:r>
+      <w:r>
+        <w:t xml:space="preserve"> (SLU Artdatabanken, 2024; Nitare &amp; Skogsstyrelsen, 2019).</w:t>
       </w:r>
     </w:p>
     <w:p>
@@ -712,7 +772,7 @@
     </w:p>
     <w:p>
       <w:r>
-        <w:t>Följande typiska arter har sina livsmiljöer och växtplatser i den aktuella skogen: garnlav (VU, T), gränsticka (VU, T), lappticka (VU, T), dvärgbägarlav (NT, T), gammelgransskål (NT, T), harticka (NT, T), knottrig blåslav (NT, T), rosenticka (NT, T), talltagel (NT, T), tretåig hackspett (NT, T, §4), ullticka (NT, T), vedskivlav (NT, T), luddlav (S, T), nästlav (S, T), vedticka (S, T) och tjäder (T, §4).</w:t>
+        <w:t>Följande typiska arter har sina livsmiljöer och växtplatser i den aktuella skogen: garnlav (VU, T), gränsticka (VU, T), lappticka (VU, T), dvärgbägarlav (NT, T), gammelgransskål (NT, T), harticka (NT, T), knottrig blåslav (NT, T), rosenticka (NT, T), talltagel (NT, T), tretåig hackspett (NT, T, §4), ullticka (NT, T), vedskivlav (NT, T), luddlav (S, T), nästlav (S, T), plattlummer (S, T, §9), skör kvastmossa (S, T), vedticka (S, T) och tjäder (T, §4).</w:t>
       </w:r>
     </w:p>
     <w:p>

--- a/tillsyn/Maskaure Uddnäs avvanm, 4,6 ha tillsynsbegäran.docx
+++ b/tillsyn/Maskaure Uddnäs avvanm, 4,6 ha tillsynsbegäran.docx
@@ -1700,7 +1700,7 @@
     <w:r>
       <w:tab/>
       <w:tab/>
-      <w:t>2026-07-24</w:t>
+      <w:t>2026-07-25</w:t>
       <w:br/>
       <w:br/>
     </w:r>

--- a/tillsyn/Maskaure Uddnäs avvanm, 4,6 ha tillsynsbegäran.docx
+++ b/tillsyn/Maskaure Uddnäs avvanm, 4,6 ha tillsynsbegäran.docx
@@ -1700,7 +1700,7 @@
     <w:r>
       <w:tab/>
       <w:tab/>
-      <w:t>2026-07-25</w:t>
+      <w:t>2026-07-26</w:t>
       <w:br/>
       <w:br/>
     </w:r>

--- a/tillsyn/Maskaure Uddnäs avvanm, 4,6 ha tillsynsbegäran.docx
+++ b/tillsyn/Maskaure Uddnäs avvanm, 4,6 ha tillsynsbegäran.docx
@@ -1700,7 +1700,7 @@
     <w:r>
       <w:tab/>
       <w:tab/>
-      <w:t>2026-07-26</w:t>
+      <w:t>2026-07-27</w:t>
       <w:br/>
       <w:br/>
     </w:r>

--- a/tillsyn/Maskaure Uddnäs avvanm, 4,6 ha tillsynsbegäran.docx
+++ b/tillsyn/Maskaure Uddnäs avvanm, 4,6 ha tillsynsbegäran.docx
@@ -1700,7 +1700,7 @@
     <w:r>
       <w:tab/>
       <w:tab/>
-      <w:t>2026-07-27</w:t>
+      <w:t>2026-07-28</w:t>
       <w:br/>
       <w:br/>
     </w:r>

--- a/tillsyn/Maskaure Uddnäs avvanm, 4,6 ha tillsynsbegäran.docx
+++ b/tillsyn/Maskaure Uddnäs avvanm, 4,6 ha tillsynsbegäran.docx
@@ -1700,7 +1700,7 @@
     <w:r>
       <w:tab/>
       <w:tab/>
-      <w:t>2026-07-28</w:t>
+      <w:t>2026-07-29</w:t>
       <w:br/>
       <w:br/>
     </w:r>

--- a/tillsyn/Maskaure Uddnäs avvanm, 4,6 ha tillsynsbegäran.docx
+++ b/tillsyn/Maskaure Uddnäs avvanm, 4,6 ha tillsynsbegäran.docx
@@ -1700,7 +1700,7 @@
     <w:r>
       <w:tab/>
       <w:tab/>
-      <w:t>2026-07-29</w:t>
+      <w:t>2026-07-30</w:t>
       <w:br/>
       <w:br/>
     </w:r>

--- a/tillsyn/Maskaure Uddnäs avvanm, 4,6 ha tillsynsbegäran.docx
+++ b/tillsyn/Maskaure Uddnäs avvanm, 4,6 ha tillsynsbegäran.docx
@@ -1700,7 +1700,7 @@
     <w:r>
       <w:tab/>
       <w:tab/>
-      <w:t>2026-07-30</w:t>
+      <w:t>2026-07-31</w:t>
       <w:br/>
       <w:br/>
     </w:r>

--- a/tillsyn/Maskaure Uddnäs avvanm, 4,6 ha tillsynsbegäran.docx
+++ b/tillsyn/Maskaure Uddnäs avvanm, 4,6 ha tillsynsbegäran.docx
@@ -1700,7 +1700,7 @@
     <w:r>
       <w:tab/>
       <w:tab/>
-      <w:t>2026-07-31</w:t>
+      <w:t>2026-08-01</w:t>
       <w:br/>
       <w:br/>
     </w:r>

--- a/tillsyn/Maskaure Uddnäs avvanm, 4,6 ha tillsynsbegäran.docx
+++ b/tillsyn/Maskaure Uddnäs avvanm, 4,6 ha tillsynsbegäran.docx
@@ -1700,7 +1700,7 @@
     <w:r>
       <w:tab/>
       <w:tab/>
-      <w:t>2026-08-01</w:t>
+      <w:t>2026-08-02</w:t>
       <w:br/>
       <w:br/>
     </w:r>

--- a/tillsyn/Maskaure Uddnäs avvanm, 4,6 ha tillsynsbegäran.docx
+++ b/tillsyn/Maskaure Uddnäs avvanm, 4,6 ha tillsynsbegäran.docx
@@ -1700,7 +1700,7 @@
     <w:r>
       <w:tab/>
       <w:tab/>
-      <w:t>2026-08-02</w:t>
+      <w:t>2026-08-03</w:t>
       <w:br/>
       <w:br/>
     </w:r>

--- a/tillsyn/Maskaure Uddnäs avvanm, 4,6 ha tillsynsbegäran.docx
+++ b/tillsyn/Maskaure Uddnäs avvanm, 4,6 ha tillsynsbegäran.docx
@@ -1700,7 +1700,7 @@
     <w:r>
       <w:tab/>
       <w:tab/>
-      <w:t>2026-08-03</w:t>
+      <w:t>2026-08-04</w:t>
       <w:br/>
       <w:br/>
     </w:r>

--- a/tillsyn/Maskaure Uddnäs avvanm, 4,6 ha tillsynsbegäran.docx
+++ b/tillsyn/Maskaure Uddnäs avvanm, 4,6 ha tillsynsbegäran.docx
@@ -1700,7 +1700,7 @@
     <w:r>
       <w:tab/>
       <w:tab/>
-      <w:t>2026-08-04</w:t>
+      <w:t>2026-08-05</w:t>
       <w:br/>
       <w:br/>
     </w:r>

--- a/tillsyn/Maskaure Uddnäs avvanm, 4,6 ha tillsynsbegäran.docx
+++ b/tillsyn/Maskaure Uddnäs avvanm, 4,6 ha tillsynsbegäran.docx
@@ -1700,7 +1700,7 @@
     <w:r>
       <w:tab/>
       <w:tab/>
-      <w:t>2026-08-05</w:t>
+      <w:t>2026-08-06</w:t>
       <w:br/>
       <w:br/>
     </w:r>

--- a/tillsyn/Maskaure Uddnäs avvanm, 4,6 ha tillsynsbegäran.docx
+++ b/tillsyn/Maskaure Uddnäs avvanm, 4,6 ha tillsynsbegäran.docx
@@ -1700,7 +1700,7 @@
     <w:r>
       <w:tab/>
       <w:tab/>
-      <w:t>2026-08-06</w:t>
+      <w:t>2026-08-07</w:t>
       <w:br/>
       <w:br/>
     </w:r>

--- a/tillsyn/Maskaure Uddnäs avvanm, 4,6 ha tillsynsbegäran.docx
+++ b/tillsyn/Maskaure Uddnäs avvanm, 4,6 ha tillsynsbegäran.docx
@@ -1700,7 +1700,7 @@
     <w:r>
       <w:tab/>
       <w:tab/>
-      <w:t>2026-08-07</w:t>
+      <w:t>2026-08-08</w:t>
       <w:br/>
       <w:br/>
     </w:r>

--- a/tillsyn/Maskaure Uddnäs avvanm, 4,6 ha tillsynsbegäran.docx
+++ b/tillsyn/Maskaure Uddnäs avvanm, 4,6 ha tillsynsbegäran.docx
@@ -1700,7 +1700,7 @@
     <w:r>
       <w:tab/>
       <w:tab/>
-      <w:t>2026-08-08</w:t>
+      <w:t>2026-08-09</w:t>
       <w:br/>
       <w:br/>
     </w:r>

--- a/tillsyn/Maskaure Uddnäs avvanm, 4,6 ha tillsynsbegäran.docx
+++ b/tillsyn/Maskaure Uddnäs avvanm, 4,6 ha tillsynsbegäran.docx
@@ -1700,7 +1700,7 @@
     <w:r>
       <w:tab/>
       <w:tab/>
-      <w:t>2026-08-09</w:t>
+      <w:t>2026-08-10</w:t>
       <w:br/>
       <w:br/>
     </w:r>

--- a/tillsyn/Maskaure Uddnäs avvanm, 4,6 ha tillsynsbegäran.docx
+++ b/tillsyn/Maskaure Uddnäs avvanm, 4,6 ha tillsynsbegäran.docx
@@ -1700,7 +1700,7 @@
     <w:r>
       <w:tab/>
       <w:tab/>
-      <w:t>2026-08-10</w:t>
+      <w:t>2026-08-11</w:t>
       <w:br/>
       <w:br/>
     </w:r>

--- a/tillsyn/Maskaure Uddnäs avvanm, 4,6 ha tillsynsbegäran.docx
+++ b/tillsyn/Maskaure Uddnäs avvanm, 4,6 ha tillsynsbegäran.docx
@@ -1700,7 +1700,7 @@
     <w:r>
       <w:tab/>
       <w:tab/>
-      <w:t>2026-08-11</w:t>
+      <w:t>2026-08-12</w:t>
       <w:br/>
       <w:br/>
     </w:r>

--- a/tillsyn/Maskaure Uddnäs avvanm, 4,6 ha tillsynsbegäran.docx
+++ b/tillsyn/Maskaure Uddnäs avvanm, 4,6 ha tillsynsbegäran.docx
@@ -1700,7 +1700,7 @@
     <w:r>
       <w:tab/>
       <w:tab/>
-      <w:t>2026-08-12</w:t>
+      <w:t>2026-08-13</w:t>
       <w:br/>
       <w:br/>
     </w:r>

--- a/tillsyn/Maskaure Uddnäs avvanm, 4,6 ha tillsynsbegäran.docx
+++ b/tillsyn/Maskaure Uddnäs avvanm, 4,6 ha tillsynsbegäran.docx
@@ -1700,7 +1700,7 @@
     <w:r>
       <w:tab/>
       <w:tab/>
-      <w:t>2026-08-13</w:t>
+      <w:t>2026-08-14</w:t>
       <w:br/>
       <w:br/>
     </w:r>

--- a/tillsyn/Maskaure Uddnäs avvanm, 4,6 ha tillsynsbegäran.docx
+++ b/tillsyn/Maskaure Uddnäs avvanm, 4,6 ha tillsynsbegäran.docx
@@ -1700,7 +1700,7 @@
     <w:r>
       <w:tab/>
       <w:tab/>
-      <w:t>2026-08-15</w:t>
+      <w:t>2026-08-16</w:t>
       <w:br/>
       <w:br/>
     </w:r>

--- a/tillsyn/Maskaure Uddnäs avvanm, 4,6 ha tillsynsbegäran.docx
+++ b/tillsyn/Maskaure Uddnäs avvanm, 4,6 ha tillsynsbegäran.docx
@@ -1700,7 +1700,7 @@
     <w:r>
       <w:tab/>
       <w:tab/>
-      <w:t>2026-08-16</w:t>
+      <w:t>2026-08-17</w:t>
       <w:br/>
       <w:br/>
     </w:r>

--- a/tillsyn/Maskaure Uddnäs avvanm, 4,6 ha tillsynsbegäran.docx
+++ b/tillsyn/Maskaure Uddnäs avvanm, 4,6 ha tillsynsbegäran.docx
@@ -1700,7 +1700,7 @@
     <w:r>
       <w:tab/>
       <w:tab/>
-      <w:t>2026-08-17</w:t>
+      <w:t>2026-08-18</w:t>
       <w:br/>
       <w:br/>
     </w:r>

--- a/tillsyn/Maskaure Uddnäs avvanm, 4,6 ha tillsynsbegäran.docx
+++ b/tillsyn/Maskaure Uddnäs avvanm, 4,6 ha tillsynsbegäran.docx
@@ -1700,7 +1700,7 @@
     <w:r>
       <w:tab/>
       <w:tab/>
-      <w:t>2026-08-18</w:t>
+      <w:t>2026-08-19</w:t>
       <w:br/>
       <w:br/>
     </w:r>

--- a/tillsyn/Maskaure Uddnäs avvanm, 4,6 ha tillsynsbegäran.docx
+++ b/tillsyn/Maskaure Uddnäs avvanm, 4,6 ha tillsynsbegäran.docx
@@ -1700,7 +1700,7 @@
     <w:r>
       <w:tab/>
       <w:tab/>
-      <w:t>2026-08-19</w:t>
+      <w:t>2026-08-20</w:t>
       <w:br/>
       <w:br/>
     </w:r>

--- a/tillsyn/Maskaure Uddnäs avvanm, 4,6 ha tillsynsbegäran.docx
+++ b/tillsyn/Maskaure Uddnäs avvanm, 4,6 ha tillsynsbegäran.docx
@@ -1700,7 +1700,7 @@
     <w:r>
       <w:tab/>
       <w:tab/>
-      <w:t>2026-08-20</w:t>
+      <w:t>2026-08-21</w:t>
       <w:br/>
       <w:br/>
     </w:r>

--- a/tillsyn/Maskaure Uddnäs avvanm, 4,6 ha tillsynsbegäran.docx
+++ b/tillsyn/Maskaure Uddnäs avvanm, 4,6 ha tillsynsbegäran.docx
@@ -1700,7 +1700,7 @@
     <w:r>
       <w:tab/>
       <w:tab/>
-      <w:t>2026-08-21</w:t>
+      <w:t>2026-08-22</w:t>
       <w:br/>
       <w:br/>
     </w:r>

--- a/tillsyn/Maskaure Uddnäs avvanm, 4,6 ha tillsynsbegäran.docx
+++ b/tillsyn/Maskaure Uddnäs avvanm, 4,6 ha tillsynsbegäran.docx
@@ -1700,7 +1700,7 @@
     <w:r>
       <w:tab/>
       <w:tab/>
-      <w:t>2026-08-22</w:t>
+      <w:t>2026-08-23</w:t>
       <w:br/>
       <w:br/>
     </w:r>

--- a/tillsyn/Maskaure Uddnäs avvanm, 4,6 ha tillsynsbegäran.docx
+++ b/tillsyn/Maskaure Uddnäs avvanm, 4,6 ha tillsynsbegäran.docx
@@ -1700,7 +1700,7 @@
     <w:r>
       <w:tab/>
       <w:tab/>
-      <w:t>2026-08-23</w:t>
+      <w:t>2026-08-24</w:t>
       <w:br/>
       <w:br/>
     </w:r>

--- a/tillsyn/Maskaure Uddnäs avvanm, 4,6 ha tillsynsbegäran.docx
+++ b/tillsyn/Maskaure Uddnäs avvanm, 4,6 ha tillsynsbegäran.docx
@@ -1700,7 +1700,7 @@
     <w:r>
       <w:tab/>
       <w:tab/>
-      <w:t>2026-08-24</w:t>
+      <w:t>2026-08-25</w:t>
       <w:br/>
       <w:br/>
     </w:r>

--- a/tillsyn/Maskaure Uddnäs avvanm, 4,6 ha tillsynsbegäran.docx
+++ b/tillsyn/Maskaure Uddnäs avvanm, 4,6 ha tillsynsbegäran.docx
@@ -1700,7 +1700,7 @@
     <w:r>
       <w:tab/>
       <w:tab/>
-      <w:t>2026-08-25</w:t>
+      <w:t>2026-08-26</w:t>
       <w:br/>
       <w:br/>
     </w:r>

--- a/tillsyn/Maskaure Uddnäs avvanm, 4,6 ha tillsynsbegäran.docx
+++ b/tillsyn/Maskaure Uddnäs avvanm, 4,6 ha tillsynsbegäran.docx
@@ -1700,7 +1700,7 @@
     <w:r>
       <w:tab/>
       <w:tab/>
-      <w:t>2026-08-26</w:t>
+      <w:t>2026-08-27</w:t>
       <w:br/>
       <w:br/>
     </w:r>

--- a/tillsyn/Maskaure Uddnäs avvanm, 4,6 ha tillsynsbegäran.docx
+++ b/tillsyn/Maskaure Uddnäs avvanm, 4,6 ha tillsynsbegäran.docx
@@ -1700,7 +1700,7 @@
     <w:r>
       <w:tab/>
       <w:tab/>
-      <w:t>2026-08-27</w:t>
+      <w:t>2026-08-28</w:t>
       <w:br/>
       <w:br/>
     </w:r>

--- a/tillsyn/Maskaure Uddnäs avvanm, 4,6 ha tillsynsbegäran.docx
+++ b/tillsyn/Maskaure Uddnäs avvanm, 4,6 ha tillsynsbegäran.docx
@@ -1700,7 +1700,7 @@
     <w:r>
       <w:tab/>
       <w:tab/>
-      <w:t>2026-08-28</w:t>
+      <w:t>2026-08-29</w:t>
       <w:br/>
       <w:br/>
     </w:r>

--- a/tillsyn/Maskaure Uddnäs avvanm, 4,6 ha tillsynsbegäran.docx
+++ b/tillsyn/Maskaure Uddnäs avvanm, 4,6 ha tillsynsbegäran.docx
@@ -1700,7 +1700,7 @@
     <w:r>
       <w:tab/>
       <w:tab/>
-      <w:t>2026-08-29</w:t>
+      <w:t>2026-08-30</w:t>
       <w:br/>
       <w:br/>
     </w:r>

--- a/tillsyn/Maskaure Uddnäs avvanm, 4,6 ha tillsynsbegäran.docx
+++ b/tillsyn/Maskaure Uddnäs avvanm, 4,6 ha tillsynsbegäran.docx
@@ -1700,7 +1700,7 @@
     <w:r>
       <w:tab/>
       <w:tab/>
-      <w:t>2026-08-30</w:t>
+      <w:t>2026-08-31</w:t>
       <w:br/>
       <w:br/>
     </w:r>

--- a/tillsyn/Maskaure Uddnäs avvanm, 4,6 ha tillsynsbegäran.docx
+++ b/tillsyn/Maskaure Uddnäs avvanm, 4,6 ha tillsynsbegäran.docx
@@ -1700,7 +1700,7 @@
     <w:r>
       <w:tab/>
       <w:tab/>
-      <w:t>2026-08-31</w:t>
+      <w:t>2026-09-01</w:t>
       <w:br/>
       <w:br/>
     </w:r>

--- a/tillsyn/Maskaure Uddnäs avvanm, 4,6 ha tillsynsbegäran.docx
+++ b/tillsyn/Maskaure Uddnäs avvanm, 4,6 ha tillsynsbegäran.docx
@@ -1700,7 +1700,7 @@
     <w:r>
       <w:tab/>
       <w:tab/>
-      <w:t>2026-09-01</w:t>
+      <w:t>2026-09-02</w:t>
       <w:br/>
       <w:br/>
     </w:r>

--- a/tillsyn/Maskaure Uddnäs avvanm, 4,6 ha tillsynsbegäran.docx
+++ b/tillsyn/Maskaure Uddnäs avvanm, 4,6 ha tillsynsbegäran.docx
@@ -1700,7 +1700,7 @@
     <w:r>
       <w:tab/>
       <w:tab/>
-      <w:t>2026-09-02</w:t>
+      <w:t>2026-09-03</w:t>
       <w:br/>
       <w:br/>
     </w:r>

--- a/tillsyn/Maskaure Uddnäs avvanm, 4,6 ha tillsynsbegäran.docx
+++ b/tillsyn/Maskaure Uddnäs avvanm, 4,6 ha tillsynsbegäran.docx
@@ -1700,7 +1700,7 @@
     <w:r>
       <w:tab/>
       <w:tab/>
-      <w:t>2026-09-03</w:t>
+      <w:t>2026-09-04</w:t>
       <w:br/>
       <w:br/>
     </w:r>

--- a/tillsyn/Maskaure Uddnäs avvanm, 4,6 ha tillsynsbegäran.docx
+++ b/tillsyn/Maskaure Uddnäs avvanm, 4,6 ha tillsynsbegäran.docx
@@ -1700,7 +1700,7 @@
     <w:r>
       <w:tab/>
       <w:tab/>
-      <w:t>2026-09-04</w:t>
+      <w:t>2026-09-05</w:t>
       <w:br/>
       <w:br/>
     </w:r>

--- a/tillsyn/Maskaure Uddnäs avvanm, 4,6 ha tillsynsbegäran.docx
+++ b/tillsyn/Maskaure Uddnäs avvanm, 4,6 ha tillsynsbegäran.docx
@@ -1700,7 +1700,7 @@
     <w:r>
       <w:tab/>
       <w:tab/>
-      <w:t>2026-09-05</w:t>
+      <w:t>2026-09-06</w:t>
       <w:br/>
       <w:br/>
     </w:r>

--- a/tillsyn/Maskaure Uddnäs avvanm, 4,6 ha tillsynsbegäran.docx
+++ b/tillsyn/Maskaure Uddnäs avvanm, 4,6 ha tillsynsbegäran.docx
@@ -1700,7 +1700,7 @@
     <w:r>
       <w:tab/>
       <w:tab/>
-      <w:t>2026-09-06</w:t>
+      <w:t>2026-09-07</w:t>
       <w:br/>
       <w:br/>
     </w:r>

--- a/tillsyn/Maskaure Uddnäs avvanm, 4,6 ha tillsynsbegäran.docx
+++ b/tillsyn/Maskaure Uddnäs avvanm, 4,6 ha tillsynsbegäran.docx
@@ -1700,7 +1700,7 @@
     <w:r>
       <w:tab/>
       <w:tab/>
-      <w:t>2026-09-07</w:t>
+      <w:t>2026-09-08</w:t>
       <w:br/>
       <w:br/>
     </w:r>

--- a/tillsyn/Maskaure Uddnäs avvanm, 4,6 ha tillsynsbegäran.docx
+++ b/tillsyn/Maskaure Uddnäs avvanm, 4,6 ha tillsynsbegäran.docx
@@ -1700,7 +1700,7 @@
     <w:r>
       <w:tab/>
       <w:tab/>
-      <w:t>2026-09-08</w:t>
+      <w:t>2026-09-09</w:t>
       <w:br/>
       <w:br/>
     </w:r>

--- a/tillsyn/Maskaure Uddnäs avvanm, 4,6 ha tillsynsbegäran.docx
+++ b/tillsyn/Maskaure Uddnäs avvanm, 4,6 ha tillsynsbegäran.docx
@@ -1700,7 +1700,7 @@
     <w:r>
       <w:tab/>
       <w:tab/>
-      <w:t>2026-09-09</w:t>
+      <w:t>2026-09-10</w:t>
       <w:br/>
       <w:br/>
     </w:r>

--- a/tillsyn/Maskaure Uddnäs avvanm, 4,6 ha tillsynsbegäran.docx
+++ b/tillsyn/Maskaure Uddnäs avvanm, 4,6 ha tillsynsbegäran.docx
@@ -1700,7 +1700,7 @@
     <w:r>
       <w:tab/>
       <w:tab/>
-      <w:t>2026-09-10</w:t>
+      <w:t>2026-09-11</w:t>
       <w:br/>
       <w:br/>
     </w:r>

--- a/tillsyn/Maskaure Uddnäs avvanm, 4,6 ha tillsynsbegäran.docx
+++ b/tillsyn/Maskaure Uddnäs avvanm, 4,6 ha tillsynsbegäran.docx
@@ -1700,7 +1700,7 @@
     <w:r>
       <w:tab/>
       <w:tab/>
-      <w:t>2026-09-11</w:t>
+      <w:t>2026-09-12</w:t>
       <w:br/>
       <w:br/>
     </w:r>
